--- a/compte rendu de COMPARAISON 13-08-2026.docx
+++ b/compte rendu de COMPARAISON 13-08-2026.docx
@@ -44,27 +44,19 @@
         <w:rPr>
           <w:color w:val="595959"/>
         </w:rPr>
-        <w:t xml:space="preserve">Nada </w:t>
-      </w:r>
-      <w:proofErr w:type="gramStart"/>
+        <w:t>Nada</w:t>
+      </w:r>
       <w:r>
         <w:rPr>
           <w:color w:val="595959"/>
         </w:rPr>
-        <w:t>Thabet</w:t>
+        <w:t xml:space="preserve"> Thabet</w:t>
       </w:r>
       <w:r>
         <w:rPr>
           <w:color w:val="595959"/>
         </w:rPr>
-        <w:t xml:space="preserve">  ·</w:t>
-      </w:r>
-      <w:proofErr w:type="gramEnd"/>
-      <w:r>
-        <w:rPr>
-          <w:color w:val="595959"/>
-        </w:rPr>
-        <w:t xml:space="preserve">  encadrement : Philippe Blache (LPL, Aix-Marseille Université)</w:t>
+        <w:t xml:space="preserve">  ·  encadrement : Philippe Blache (LPL, Aix-Marseille Université)</w:t>
       </w:r>
     </w:p>
     <w:p>
@@ -93,23 +85,7 @@
           <w:sz w:val="22"/>
           <w:szCs w:val="22"/>
         </w:rPr>
-        <w:t xml:space="preserve">Ce document compare, corpus par corpus, la surprise SYNTAXIQUE (constituants) et la surprise LLM (GPT-2) pour leur effet sur la durée du mot. On commence par la parole lue (The Old Man and the </w:t>
-      </w:r>
-      <w:proofErr w:type="spellStart"/>
-      <w:r>
-        <w:rPr>
-          <w:sz w:val="22"/>
-          <w:szCs w:val="22"/>
-        </w:rPr>
-        <w:t>Sea</w:t>
-      </w:r>
-      <w:proofErr w:type="spellEnd"/>
-      <w:r>
-        <w:rPr>
-          <w:sz w:val="22"/>
-          <w:szCs w:val="22"/>
-        </w:rPr>
-        <w:t xml:space="preserve">), puis on refait exactement la même démarche sur la parole </w:t>
+        <w:t xml:space="preserve">Ce document compare, corpus par corpus, la surprise SYNTAXIQUE (constituants) et la surprise LLM (GPT-2) pour leur effet sur la durée du mot. On commence par la parole lue (The Old Man and the Sea), puis on refait exactement la même démarche sur la parole </w:t>
       </w:r>
       <w:r>
         <w:rPr>
@@ -133,7 +109,6 @@
         </w:rPr>
         <w:t xml:space="preserve">Rappel de lecture. </w:t>
       </w:r>
-      <w:proofErr w:type="gramStart"/>
       <w:r>
         <w:rPr>
           <w:b/>
@@ -144,7 +119,6 @@
         </w:rPr>
         <w:t>bleu</w:t>
       </w:r>
-      <w:proofErr w:type="gramEnd"/>
       <w:r>
         <w:rPr>
           <w:sz w:val="22"/>
@@ -271,9 +245,8 @@
           <w:szCs w:val="28"/>
           <w:lang w:val="en-US"/>
         </w:rPr>
-        <w:t xml:space="preserve">A. Parole </w:t>
-      </w:r>
-      <w:proofErr w:type="spellStart"/>
+        <w:t>A. Parole lue (</w:t>
+      </w:r>
       <w:r>
         <w:rPr>
           <w:b/>
@@ -283,29 +256,6 @@
           <w:szCs w:val="28"/>
           <w:lang w:val="en-US"/>
         </w:rPr>
-        <w:t>lue</w:t>
-      </w:r>
-      <w:proofErr w:type="spellEnd"/>
-      <w:r>
-        <w:rPr>
-          <w:b/>
-          <w:bCs/>
-          <w:color w:val="1F4E79"/>
-          <w:sz w:val="28"/>
-          <w:szCs w:val="28"/>
-          <w:lang w:val="en-US"/>
-        </w:rPr>
-        <w:t xml:space="preserve"> (</w:t>
-      </w:r>
-      <w:r>
-        <w:rPr>
-          <w:b/>
-          <w:bCs/>
-          <w:color w:val="1F4E79"/>
-          <w:sz w:val="28"/>
-          <w:szCs w:val="28"/>
-          <w:lang w:val="en-US"/>
-        </w:rPr>
         <w:t>The Old Man and the Sea)</w:t>
       </w:r>
     </w:p>
@@ -319,23 +269,7 @@
           <w:sz w:val="22"/>
           <w:szCs w:val="22"/>
         </w:rPr>
-        <w:t xml:space="preserve">Le livre lu par un seul narrateur, 20 fichiers, environ 11 000 mots. Débit régulier, donc pas de contrôle de </w:t>
-      </w:r>
-      <w:proofErr w:type="gramStart"/>
-      <w:r>
-        <w:rPr>
-          <w:sz w:val="22"/>
-          <w:szCs w:val="22"/>
-        </w:rPr>
-        <w:t>débit</w:t>
-      </w:r>
-      <w:proofErr w:type="gramEnd"/>
-      <w:r>
-        <w:rPr>
-          <w:sz w:val="22"/>
-          <w:szCs w:val="22"/>
-        </w:rPr>
-        <w:t xml:space="preserve"> ni de locuteur : régression ordinaire.</w:t>
+        <w:t>Le livre lu par un seul narrateur, 20 fichiers, environ 11 000 mots. Débit régulier, donc pas de contrôle de débit ni de locuteur : régression ordinaire.</w:t>
       </w:r>
     </w:p>
     <w:p>
@@ -441,7 +375,16 @@
           <w:sz w:val="22"/>
           <w:szCs w:val="22"/>
         </w:rPr>
-        <w:t xml:space="preserve">Analyse détaillée. </w:t>
+        <w:t>Analyse</w:t>
+      </w:r>
+      <w:r>
+        <w:rPr>
+          <w:b/>
+          <w:bCs/>
+          <w:sz w:val="22"/>
+          <w:szCs w:val="22"/>
+        </w:rPr>
+        <w:t xml:space="preserve">. </w:t>
       </w:r>
       <w:r>
         <w:rPr>
@@ -455,7 +398,7 @@
           <w:sz w:val="22"/>
           <w:szCs w:val="22"/>
         </w:rPr>
-        <w:t xml:space="preserve">comme à droite (LLM). La montée est régulière et quasi monotone pour le syntaxique ; pour le LLM elle s'étire davantage sur l'axe horizontal, parce que la surprise LLM atteint des </w:t>
+        <w:t xml:space="preserve">comme à droite (LLM). La montée est régulière et quasi monotone pour le syntaxique ; pour le LLM elle s'étire davantage sur l'axe horizontal, parce que la surprise LLM atteint des valeurs en bits </w:t>
       </w:r>
       <w:r>
         <w:rPr>
@@ -463,7 +406,7 @@
           <w:szCs w:val="22"/>
         </w:rPr>
         <w:lastRenderedPageBreak/>
-        <w:t>valeurs en bits plus élevées (jusqu'à environ 35 bits contre environ 20 pour</w:t>
+        <w:t>plus élevées (jusqu'à environ 35 bits contre environ 20 pour</w:t>
       </w:r>
       <w:r>
         <w:rPr>
@@ -605,7 +548,16 @@
           <w:sz w:val="22"/>
           <w:szCs w:val="22"/>
         </w:rPr>
-        <w:t xml:space="preserve">Analyse détaillée. </w:t>
+        <w:t>Analyse</w:t>
+      </w:r>
+      <w:r>
+        <w:rPr>
+          <w:b/>
+          <w:bCs/>
+          <w:sz w:val="22"/>
+          <w:szCs w:val="22"/>
+        </w:rPr>
+        <w:t xml:space="preserve">. </w:t>
       </w:r>
       <w:r>
         <w:rPr>
@@ -868,7 +820,16 @@
           <w:sz w:val="22"/>
           <w:szCs w:val="22"/>
         </w:rPr>
-        <w:t xml:space="preserve">Analyse détaillée. </w:t>
+        <w:t>Analyse</w:t>
+      </w:r>
+      <w:r>
+        <w:rPr>
+          <w:b/>
+          <w:bCs/>
+          <w:sz w:val="22"/>
+          <w:szCs w:val="22"/>
+        </w:rPr>
+        <w:t xml:space="preserve">. </w:t>
       </w:r>
       <w:r>
         <w:rPr>
@@ -1026,23 +987,7 @@
           <w:sz w:val="22"/>
           <w:szCs w:val="22"/>
         </w:rPr>
-        <w:t xml:space="preserve">fet propre (effet de </w:t>
-      </w:r>
-      <w:proofErr w:type="spellStart"/>
-      <w:r>
-        <w:rPr>
-          <w:sz w:val="22"/>
-          <w:szCs w:val="22"/>
-        </w:rPr>
-        <w:t>Demberg</w:t>
-      </w:r>
-      <w:proofErr w:type="spellEnd"/>
-      <w:r>
-        <w:rPr>
-          <w:sz w:val="22"/>
-          <w:szCs w:val="22"/>
-        </w:rPr>
-        <w:t>), la surprise LLM non. Question suivante : cela tient-il sur la parole SPONTANÉE, plus bruitée, avec plusieurs locuteurs et des disfluences ? C'est l'objet de la partie B, menée exactement de la même façon.</w:t>
+        <w:t>fet propre (effet de Demberg), la surprise LLM non. Question suivante : cela tient-il sur la parole SPONTANÉE, plus bruitée, avec plusieurs locuteurs et des disfluences ? C'est l'objet de la partie B, menée exactement de la même façon.</w:t>
       </w:r>
     </w:p>
     <w:p>
@@ -1231,7 +1176,16 @@
           <w:sz w:val="22"/>
           <w:szCs w:val="22"/>
         </w:rPr>
-        <w:t xml:space="preserve">Analyse détaillée. </w:t>
+        <w:t>Analyse</w:t>
+      </w:r>
+      <w:r>
+        <w:rPr>
+          <w:b/>
+          <w:bCs/>
+          <w:sz w:val="22"/>
+          <w:szCs w:val="22"/>
+        </w:rPr>
+        <w:t xml:space="preserve">. </w:t>
       </w:r>
       <w:r>
         <w:rPr>
@@ -1388,7 +1342,16 @@
           <w:szCs w:val="22"/>
         </w:rPr>
         <w:lastRenderedPageBreak/>
-        <w:t xml:space="preserve">Analyse détaillée. </w:t>
+        <w:t>Analyse</w:t>
+      </w:r>
+      <w:r>
+        <w:rPr>
+          <w:b/>
+          <w:bCs/>
+          <w:sz w:val="22"/>
+          <w:szCs w:val="22"/>
+        </w:rPr>
+        <w:t xml:space="preserve">. </w:t>
       </w:r>
       <w:r>
         <w:rPr>
@@ -1496,23 +1459,7 @@
           <w:sz w:val="22"/>
           <w:szCs w:val="22"/>
         </w:rPr>
-        <w:t xml:space="preserve">icatif), mais on ne l'interprète pas comme « les mots surprenants pour GPT-2 sont plus courts ». C'est très probablement un effet de suppression : la surprise LLM est fortement </w:t>
-      </w:r>
-      <w:proofErr w:type="spellStart"/>
-      <w:r>
-        <w:rPr>
-          <w:sz w:val="22"/>
-          <w:szCs w:val="22"/>
-        </w:rPr>
-        <w:t>collinéaire</w:t>
-      </w:r>
-      <w:proofErr w:type="spellEnd"/>
-      <w:r>
-        <w:rPr>
-          <w:sz w:val="22"/>
-          <w:szCs w:val="22"/>
-        </w:rPr>
-        <w:t xml:space="preserve"> avec la fréquence (r d'environ −0,63 à −0,66 sur AMI), et en tenant</w:t>
+        <w:t>icatif), mais on ne l'interprète pas comme « les mots surprenants pour GPT-2 sont plus courts ». C'est très probablement un effet de suppression : la surprise LLM est fortement collinéaire avec la fréquence (r d'environ −0,63 à −0,66 sur AMI), et en tenant</w:t>
       </w:r>
       <w:r>
         <w:rPr>
@@ -1526,23 +1473,7 @@
           <w:sz w:val="22"/>
           <w:szCs w:val="22"/>
         </w:rPr>
-        <w:t xml:space="preserve">: sur AMI, le LLM n'apporte aucun effet propre POSITIF sur la durée, et le négatif observé s'explique par la </w:t>
-      </w:r>
-      <w:proofErr w:type="spellStart"/>
-      <w:r>
-        <w:rPr>
-          <w:sz w:val="22"/>
-          <w:szCs w:val="22"/>
-        </w:rPr>
-        <w:t>collinéarité</w:t>
-      </w:r>
-      <w:proofErr w:type="spellEnd"/>
-      <w:r>
-        <w:rPr>
-          <w:sz w:val="22"/>
-          <w:szCs w:val="22"/>
-        </w:rPr>
-        <w:t xml:space="preserve"> et le domaine, pas par un vrai mécanisme inverse.</w:t>
+        <w:t>: sur AMI, le LLM n'apporte aucun effet propre POSITIF sur la durée, et le négatif observé s'explique par la collinéarité et le domaine, pas par un vrai mécanisme inverse.</w:t>
       </w:r>
     </w:p>
     <w:p>
@@ -1674,7 +1605,16 @@
           <w:sz w:val="22"/>
           <w:szCs w:val="22"/>
         </w:rPr>
-        <w:t xml:space="preserve">Analyse détaillée. </w:t>
+        <w:t>Analyse</w:t>
+      </w:r>
+      <w:r>
+        <w:rPr>
+          <w:b/>
+          <w:bCs/>
+          <w:sz w:val="22"/>
+          <w:szCs w:val="22"/>
+        </w:rPr>
+        <w:t xml:space="preserve">. </w:t>
       </w:r>
       <w:r>
         <w:rPr>
@@ -1768,23 +1708,7 @@
           <w:sz w:val="22"/>
           <w:szCs w:val="22"/>
         </w:rPr>
-        <w:t xml:space="preserve">uppression (forte </w:t>
-      </w:r>
-      <w:proofErr w:type="spellStart"/>
-      <w:r>
-        <w:rPr>
-          <w:sz w:val="22"/>
-          <w:szCs w:val="22"/>
-        </w:rPr>
-        <w:t>collinéarité</w:t>
-      </w:r>
-      <w:proofErr w:type="spellEnd"/>
-      <w:r>
-        <w:rPr>
-          <w:sz w:val="22"/>
-          <w:szCs w:val="22"/>
-        </w:rPr>
-        <w:t xml:space="preserve"> avec la fréquence) et au domaine de GPT-2 (entraîné sur de l'écrit, mal adapté au spontané), et non à un vrai mécanisme inverse. La parole spontanée confirme donc la parole lue sur le point essentiel (seul le syntaxique appor</w:t>
+        <w:t>uppression (forte collinéarité avec la fréquence) et au domaine de GPT-2 (entraîné sur de l'écrit, mal adapté au spontané), et non à un vrai mécanisme inverse. La parole spontanée confirme donc la parole lue sur le point essentiel (seul le syntaxique appor</w:t>
       </w:r>
       <w:r>
         <w:rPr>
@@ -1820,23 +1744,7 @@
           <w:sz w:val="22"/>
           <w:szCs w:val="22"/>
         </w:rPr>
-        <w:t xml:space="preserve">Sur les deux corpus, même conclusion sur le point central : la surprise SYNTAXIQUE en constituants </w:t>
-      </w:r>
-      <w:proofErr w:type="gramStart"/>
-      <w:r>
-        <w:rPr>
-          <w:sz w:val="22"/>
-          <w:szCs w:val="22"/>
-        </w:rPr>
-        <w:t>a</w:t>
-      </w:r>
-      <w:proofErr w:type="gramEnd"/>
-      <w:r>
-        <w:rPr>
-          <w:sz w:val="22"/>
-          <w:szCs w:val="22"/>
-        </w:rPr>
-        <w:t xml:space="preserve"> un effet propr</w:t>
+        <w:t>Sur les deux corpus, même conclusion sur le point central : la surprise SYNTAXIQUE en constituants a un effet propr</w:t>
       </w:r>
       <w:r>
         <w:rPr>
@@ -1850,23 +1758,7 @@
           <w:sz w:val="22"/>
           <w:szCs w:val="22"/>
         </w:rPr>
-        <w:t xml:space="preserve">icatif mais </w:t>
-      </w:r>
-      <w:proofErr w:type="spellStart"/>
-      <w:r>
-        <w:rPr>
-          <w:sz w:val="22"/>
-          <w:szCs w:val="22"/>
-        </w:rPr>
-        <w:t>artefactuel</w:t>
-      </w:r>
-      <w:proofErr w:type="spellEnd"/>
-      <w:r>
-        <w:rPr>
-          <w:sz w:val="22"/>
-          <w:szCs w:val="22"/>
-        </w:rPr>
-        <w:t xml:space="preserve"> sur AMI). Autrement dit, c'est la prévisibilité spécifiquement structurale, et non la prévisibilité large du LLM, qui influence l'articulation au-delà de la fréquence.</w:t>
+        <w:t>icatif mais artefactuel sur AMI). Autrement dit, c'est la prévisibilité spécifiquement structurale, et non la prévisibilité large du LLM, qui influence l'articulation au-delà de la fréquence.</w:t>
       </w:r>
     </w:p>
     <w:tbl>
@@ -2074,35 +1966,7 @@
               <w:rPr>
                 <w:color w:val="000000"/>
               </w:rPr>
-              <w:t xml:space="preserve">AMI, 12 </w:t>
-            </w:r>
-            <w:proofErr w:type="gramStart"/>
-            <w:r>
-              <w:rPr>
-                <w:color w:val="000000"/>
-              </w:rPr>
-              <w:t>réu</w:t>
-            </w:r>
-            <w:proofErr w:type="gramEnd"/>
-            <w:r>
-              <w:rPr>
-                <w:color w:val="000000"/>
-              </w:rPr>
-              <w:t xml:space="preserve">. </w:t>
-            </w:r>
-            <w:proofErr w:type="gramStart"/>
-            <w:r>
-              <w:rPr>
-                <w:color w:val="000000"/>
-              </w:rPr>
-              <w:t>appariées</w:t>
-            </w:r>
-            <w:proofErr w:type="gramEnd"/>
-            <w:r>
-              <w:rPr>
-                <w:color w:val="000000"/>
-              </w:rPr>
-              <w:t xml:space="preserve"> (mixte)</w:t>
+              <w:t>AMI, 12 réu. appariées (mixte)</w:t>
             </w:r>
           </w:p>
         </w:tc>
@@ -2304,7 +2168,16 @@
           <w:sz w:val="22"/>
           <w:szCs w:val="22"/>
         </w:rPr>
-        <w:t xml:space="preserve">Analyse détaillée. </w:t>
+        <w:t>Analyse</w:t>
+      </w:r>
+      <w:r>
+        <w:rPr>
+          <w:b/>
+          <w:bCs/>
+          <w:sz w:val="22"/>
+          <w:szCs w:val="22"/>
+        </w:rPr>
+        <w:t xml:space="preserve">. </w:t>
       </w:r>
       <w:r>
         <w:rPr>
@@ -2454,7 +2327,16 @@
           <w:sz w:val="22"/>
           <w:szCs w:val="22"/>
         </w:rPr>
-        <w:t xml:space="preserve">Analyse détaillée. </w:t>
+        <w:t>Analyse</w:t>
+      </w:r>
+      <w:r>
+        <w:rPr>
+          <w:b/>
+          <w:bCs/>
+          <w:sz w:val="22"/>
+          <w:szCs w:val="22"/>
+        </w:rPr>
+        <w:t xml:space="preserve">. </w:t>
       </w:r>
       <w:r>
         <w:rPr>
@@ -2497,23 +2379,7 @@
           <w:sz w:val="22"/>
           <w:szCs w:val="22"/>
         </w:rPr>
-        <w:t xml:space="preserve">L'effet propre de la surprise syntaxique tient dans les deux styles de parole : très net en lecture, plus faible mais encore significatif sur le spontané apparié. L'effet de </w:t>
-      </w:r>
-      <w:proofErr w:type="spellStart"/>
-      <w:r>
-        <w:rPr>
-          <w:sz w:val="22"/>
-          <w:szCs w:val="22"/>
-        </w:rPr>
-        <w:t>Demberg</w:t>
-      </w:r>
-      <w:proofErr w:type="spellEnd"/>
-      <w:r>
-        <w:rPr>
-          <w:sz w:val="22"/>
-          <w:szCs w:val="22"/>
-        </w:rPr>
-        <w:t xml:space="preserve"> est donc robuste au changement de style, même s'</w:t>
+        <w:t>L'effet propre de la surprise syntaxique tient dans les deux styles de parole : très net en lecture, plus faible mais encore significatif sur le spontané apparié. L'effet de Demberg est donc robuste au changement de style, même s'</w:t>
       </w:r>
       <w:r>
         <w:rPr>
@@ -2626,7 +2492,16 @@
           <w:sz w:val="22"/>
           <w:szCs w:val="22"/>
         </w:rPr>
-        <w:t xml:space="preserve">Analyse détaillée. </w:t>
+        <w:t>Analyse</w:t>
+      </w:r>
+      <w:r>
+        <w:rPr>
+          <w:b/>
+          <w:bCs/>
+          <w:sz w:val="22"/>
+          <w:szCs w:val="22"/>
+        </w:rPr>
+        <w:t xml:space="preserve">. </w:t>
       </w:r>
       <w:r>
         <w:rPr>
@@ -2766,7 +2641,16 @@
           <w:sz w:val="22"/>
           <w:szCs w:val="22"/>
         </w:rPr>
-        <w:t xml:space="preserve">Analyse détaillée. </w:t>
+        <w:t>Analyse</w:t>
+      </w:r>
+      <w:r>
+        <w:rPr>
+          <w:b/>
+          <w:bCs/>
+          <w:sz w:val="22"/>
+          <w:szCs w:val="22"/>
+        </w:rPr>
+        <w:t xml:space="preserve">. </w:t>
       </w:r>
       <w:r>
         <w:rPr>
@@ -2802,7 +2686,16 @@
           <w:sz w:val="22"/>
           <w:szCs w:val="22"/>
         </w:rPr>
-        <w:t>Attention à la pente néga</w:t>
+        <w:t>Un œil sur</w:t>
+      </w:r>
+      <w:r>
+        <w:rPr>
+          <w:b/>
+          <w:bCs/>
+          <w:sz w:val="22"/>
+          <w:szCs w:val="22"/>
+        </w:rPr>
+        <w:t xml:space="preserve"> la pente néga</w:t>
       </w:r>
       <w:r>
         <w:rPr>
@@ -2818,23 +2711,7 @@
           <w:sz w:val="22"/>
           <w:szCs w:val="22"/>
         </w:rPr>
-        <w:t xml:space="preserve">Même si la droite descend franchement, ce n'est pas un effet inverse réel : le LLM ne raccourcit pas les mots surprenants. C'est un artefact de suppression : la surprise LLM est très </w:t>
-      </w:r>
-      <w:proofErr w:type="spellStart"/>
-      <w:r>
-        <w:rPr>
-          <w:sz w:val="22"/>
-          <w:szCs w:val="22"/>
-        </w:rPr>
-        <w:t>collinéaire</w:t>
-      </w:r>
-      <w:proofErr w:type="spellEnd"/>
-      <w:r>
-        <w:rPr>
-          <w:sz w:val="22"/>
-          <w:szCs w:val="22"/>
-        </w:rPr>
-        <w:t xml:space="preserve"> avec la fréquence (r d'environ −0,63 à −0,66 sur </w:t>
+        <w:t xml:space="preserve">Même si la droite descend franchement, ce n'est pas un effet inverse réel : le LLM ne raccourcit pas les mots surprenants. C'est un artefact de suppression : la surprise LLM est très collinéaire avec la fréquence (r d'environ −0,63 à −0,66 sur </w:t>
       </w:r>
       <w:r>
         <w:rPr>
@@ -2920,23 +2797,7 @@
           <w:sz w:val="22"/>
           <w:szCs w:val="22"/>
         </w:rPr>
-        <w:t xml:space="preserve"> n'a d'effet propre positif dans aucun des deux (rouge quasi plat et très légèrement descendant en parole lue, nettement descendant sur AMI mais </w:t>
-      </w:r>
-      <w:proofErr w:type="spellStart"/>
-      <w:r>
-        <w:rPr>
-          <w:sz w:val="22"/>
-          <w:szCs w:val="22"/>
-        </w:rPr>
-        <w:t>artefactuel</w:t>
-      </w:r>
-      <w:proofErr w:type="spellEnd"/>
-      <w:r>
-        <w:rPr>
-          <w:sz w:val="22"/>
-          <w:szCs w:val="22"/>
-        </w:rPr>
-        <w:t>, pas un vrai effet inverse). La différence en</w:t>
+        <w:t xml:space="preserve"> n'a d'effet propre positif dans aucun des deux (rouge quasi plat et très légèrement descendant en parole lue, nettement descendant sur AMI mais artefactuel, pas un vrai effet inverse). La différence en</w:t>
       </w:r>
       <w:r>
         <w:rPr>
@@ -3112,23 +2973,7 @@
           <w:sz w:val="22"/>
           <w:szCs w:val="22"/>
         </w:rPr>
-        <w:t>On fige la fréquence en la mettant comme variable (</w:t>
-      </w:r>
-      <w:proofErr w:type="spellStart"/>
-      <w:r>
-        <w:rPr>
-          <w:sz w:val="22"/>
-          <w:szCs w:val="22"/>
-        </w:rPr>
-        <w:t>freq_zipf</w:t>
-      </w:r>
-      <w:proofErr w:type="spellEnd"/>
-      <w:r>
-        <w:rPr>
-          <w:sz w:val="22"/>
-          <w:szCs w:val="22"/>
-        </w:rPr>
-        <w:t>) dans la régression, avec l'interaction longueur x fréquence.</w:t>
+        <w:t>On fige la fréquence en la mettant comme variable (freq_zipf) dans la régression, avec l'interaction longueur x fréquence.</w:t>
       </w:r>
     </w:p>
     <w:p>
@@ -3151,119 +2996,14 @@
           <w:sz w:val="22"/>
           <w:szCs w:val="22"/>
         </w:rPr>
-        <w:t xml:space="preserve">Réplication de </w:t>
-      </w:r>
-      <w:proofErr w:type="spellStart"/>
-      <w:r>
-        <w:rPr>
-          <w:sz w:val="22"/>
-          <w:szCs w:val="22"/>
-        </w:rPr>
-        <w:t>Demberg</w:t>
-      </w:r>
-      <w:proofErr w:type="spellEnd"/>
-      <w:r>
-        <w:rPr>
-          <w:sz w:val="22"/>
-          <w:szCs w:val="22"/>
-        </w:rPr>
-        <w:t xml:space="preserve"> et al. (2012) ; échelle </w:t>
-      </w:r>
-      <w:proofErr w:type="spellStart"/>
-      <w:r>
-        <w:rPr>
-          <w:sz w:val="22"/>
-          <w:szCs w:val="22"/>
-        </w:rPr>
-        <w:t>Zipf</w:t>
-      </w:r>
-      <w:proofErr w:type="spellEnd"/>
-      <w:r>
-        <w:rPr>
-          <w:sz w:val="22"/>
-          <w:szCs w:val="22"/>
-        </w:rPr>
-        <w:t xml:space="preserve"> de van </w:t>
-      </w:r>
-      <w:proofErr w:type="spellStart"/>
-      <w:r>
-        <w:rPr>
-          <w:sz w:val="22"/>
-          <w:szCs w:val="22"/>
-        </w:rPr>
-        <w:t>Heuven</w:t>
-      </w:r>
-      <w:proofErr w:type="spellEnd"/>
-      <w:r>
-        <w:rPr>
-          <w:sz w:val="22"/>
-          <w:szCs w:val="22"/>
-        </w:rPr>
-        <w:t xml:space="preserve"> et al. (2014), librairie </w:t>
-      </w:r>
-      <w:proofErr w:type="spellStart"/>
-      <w:r>
-        <w:rPr>
-          <w:sz w:val="22"/>
-          <w:szCs w:val="22"/>
-        </w:rPr>
-        <w:t>wordfreq</w:t>
-      </w:r>
-      <w:proofErr w:type="spellEnd"/>
-      <w:r>
-        <w:rPr>
-          <w:sz w:val="22"/>
-          <w:szCs w:val="22"/>
-        </w:rPr>
-        <w:t xml:space="preserve"> ; effet fréque</w:t>
-      </w:r>
-      <w:r>
-        <w:rPr>
-          <w:sz w:val="22"/>
-          <w:szCs w:val="22"/>
-        </w:rPr>
-        <w:t>nce-durée d'</w:t>
-      </w:r>
-      <w:proofErr w:type="spellStart"/>
-      <w:r>
-        <w:rPr>
-          <w:sz w:val="22"/>
-          <w:szCs w:val="22"/>
-        </w:rPr>
-        <w:t>Aylett</w:t>
-      </w:r>
-      <w:proofErr w:type="spellEnd"/>
-      <w:r>
-        <w:rPr>
-          <w:sz w:val="22"/>
-          <w:szCs w:val="22"/>
-        </w:rPr>
-        <w:t xml:space="preserve"> et Turk (2004). </w:t>
-      </w:r>
-      <w:proofErr w:type="spellStart"/>
-      <w:proofErr w:type="gramStart"/>
-      <w:r>
-        <w:rPr>
-          <w:sz w:val="22"/>
-          <w:szCs w:val="22"/>
-        </w:rPr>
-        <w:t>freq</w:t>
-      </w:r>
-      <w:proofErr w:type="gramEnd"/>
-      <w:r>
-        <w:rPr>
-          <w:sz w:val="22"/>
-          <w:szCs w:val="22"/>
-        </w:rPr>
-        <w:t>_zipf</w:t>
-      </w:r>
-      <w:proofErr w:type="spellEnd"/>
-      <w:r>
-        <w:rPr>
-          <w:sz w:val="22"/>
-          <w:szCs w:val="22"/>
-        </w:rPr>
-        <w:t xml:space="preserve"> = log10(occurrences par milliard) + 3 (« the » ~7,7, un mot rare ~2). Transformation logarithmique car l'effet de la fréquence est logarithmique.</w:t>
+        <w:t>Réplication de Demberg et al. (2012) ; échelle Zipf de van Heuven et al. (2014), librairie wordfreq ; effet fréque</w:t>
+      </w:r>
+      <w:r>
+        <w:rPr>
+          <w:sz w:val="22"/>
+          <w:szCs w:val="22"/>
+        </w:rPr>
+        <w:t>nce-durée d'Aylett et Turk (2004). freq_zipf = log10(occurrences par milliard) + 3 (« the » ~7,7, un mot rare ~2). Transformation logarithmique car l'effet de la fréquence est logarithmique.</w:t>
       </w:r>
     </w:p>
     <w:p>
@@ -3286,62 +3026,14 @@
           <w:sz w:val="22"/>
           <w:szCs w:val="22"/>
         </w:rPr>
-        <w:t xml:space="preserve">« </w:t>
-      </w:r>
-      <w:proofErr w:type="gramStart"/>
-      <w:r>
-        <w:rPr>
-          <w:sz w:val="22"/>
-          <w:szCs w:val="22"/>
-        </w:rPr>
-        <w:t>the</w:t>
-      </w:r>
-      <w:proofErr w:type="gramEnd"/>
-      <w:r>
-        <w:rPr>
-          <w:sz w:val="22"/>
-          <w:szCs w:val="22"/>
-        </w:rPr>
-        <w:t xml:space="preserve"> » (7,7) est expédié, « </w:t>
-      </w:r>
-      <w:proofErr w:type="spellStart"/>
-      <w:r>
-        <w:rPr>
-          <w:sz w:val="22"/>
-          <w:szCs w:val="22"/>
-        </w:rPr>
-        <w:t>aardvark</w:t>
-      </w:r>
-      <w:proofErr w:type="spellEnd"/>
-      <w:r>
-        <w:rPr>
-          <w:sz w:val="22"/>
-          <w:szCs w:val="22"/>
-        </w:rPr>
-        <w:t xml:space="preserve"> » (2) est articulé</w:t>
-      </w:r>
-      <w:r>
-        <w:rPr>
-          <w:sz w:val="22"/>
-          <w:szCs w:val="22"/>
-        </w:rPr>
-        <w:t xml:space="preserve"> ; en contrôlant, on ne compare plus « the » à « </w:t>
-      </w:r>
-      <w:proofErr w:type="spellStart"/>
-      <w:r>
-        <w:rPr>
-          <w:sz w:val="22"/>
-          <w:szCs w:val="22"/>
-        </w:rPr>
-        <w:t>aardvark</w:t>
-      </w:r>
-      <w:proofErr w:type="spellEnd"/>
-      <w:r>
-        <w:rPr>
-          <w:sz w:val="22"/>
-          <w:szCs w:val="22"/>
-        </w:rPr>
-        <w:t xml:space="preserve"> ».</w:t>
+        <w:t>« the » (7,7) est expédié, « aardvark » (2) est articulé</w:t>
+      </w:r>
+      <w:r>
+        <w:rPr>
+          <w:sz w:val="22"/>
+          <w:szCs w:val="22"/>
+        </w:rPr>
+        <w:t xml:space="preserve"> ; en contrôlant, on ne compare plus « the » à « aardvark ».</w:t>
       </w:r>
     </w:p>
     <w:p>
@@ -3364,23 +3056,7 @@
           <w:sz w:val="22"/>
           <w:szCs w:val="22"/>
         </w:rPr>
-        <w:t xml:space="preserve">L'effet syntaxique survit (rouge montant), l'effet LLM disparaît (rouge quasi plat et très légèrement descendant en parole lue, descendant mais </w:t>
-      </w:r>
-      <w:proofErr w:type="spellStart"/>
-      <w:r>
-        <w:rPr>
-          <w:sz w:val="22"/>
-          <w:szCs w:val="22"/>
-        </w:rPr>
-        <w:t>artefactuel</w:t>
-      </w:r>
-      <w:proofErr w:type="spellEnd"/>
-      <w:r>
-        <w:rPr>
-          <w:sz w:val="22"/>
-          <w:szCs w:val="22"/>
-        </w:rPr>
-        <w:t xml:space="preserve"> sur AMI).</w:t>
+        <w:t>L'effet syntaxique survit (rouge montant), l'effet LLM disparaît (rouge quasi plat et très légèrement descendant en parole lue, descendant mais artefactuel sur AMI).</w:t>
       </w:r>
     </w:p>
     <w:p>
@@ -3452,39 +3128,7 @@
           <w:sz w:val="22"/>
           <w:szCs w:val="22"/>
         </w:rPr>
-        <w:t xml:space="preserve">On met la longueur comme variable : </w:t>
-      </w:r>
-      <w:proofErr w:type="spellStart"/>
-      <w:r>
-        <w:rPr>
-          <w:sz w:val="22"/>
-          <w:szCs w:val="22"/>
-        </w:rPr>
-        <w:t>n_phones</w:t>
-      </w:r>
-      <w:proofErr w:type="spellEnd"/>
-      <w:r>
-        <w:rPr>
-          <w:sz w:val="22"/>
-          <w:szCs w:val="22"/>
-        </w:rPr>
-        <w:t xml:space="preserve"> (phonèmes, parole lue) ou </w:t>
-      </w:r>
-      <w:proofErr w:type="spellStart"/>
-      <w:r>
-        <w:rPr>
-          <w:sz w:val="22"/>
-          <w:szCs w:val="22"/>
-        </w:rPr>
-        <w:t>n_letters</w:t>
-      </w:r>
-      <w:proofErr w:type="spellEnd"/>
-      <w:r>
-        <w:rPr>
-          <w:sz w:val="22"/>
-          <w:szCs w:val="22"/>
-        </w:rPr>
-        <w:t xml:space="preserve"> (lettres, AMI).</w:t>
+        <w:t>On met la longueur comme variable : n_phones (phonèmes, parole lue) ou n_letters (lettres, AMI).</w:t>
       </w:r>
     </w:p>
     <w:p>
@@ -3507,46 +3151,14 @@
           <w:sz w:val="22"/>
           <w:szCs w:val="22"/>
         </w:rPr>
-        <w:t xml:space="preserve">Réplication de </w:t>
-      </w:r>
-      <w:proofErr w:type="spellStart"/>
-      <w:r>
-        <w:rPr>
-          <w:sz w:val="22"/>
-          <w:szCs w:val="22"/>
-        </w:rPr>
-        <w:t>Demberg</w:t>
-      </w:r>
-      <w:proofErr w:type="spellEnd"/>
-      <w:r>
-        <w:rPr>
-          <w:sz w:val="22"/>
-          <w:szCs w:val="22"/>
-        </w:rPr>
-        <w:t xml:space="preserve"> (2012), qui l'appelle la durée </w:t>
-      </w:r>
-      <w:r>
-        <w:rPr>
-          <w:sz w:val="22"/>
-          <w:szCs w:val="22"/>
-        </w:rPr>
-        <w:t xml:space="preserve">canonique. Facteur numéro un de la durée. Terme + </w:t>
-      </w:r>
-      <w:proofErr w:type="spellStart"/>
-      <w:r>
-        <w:rPr>
-          <w:sz w:val="22"/>
-          <w:szCs w:val="22"/>
-        </w:rPr>
-        <w:t>n_phones</w:t>
-      </w:r>
-      <w:proofErr w:type="spellEnd"/>
-      <w:r>
-        <w:rPr>
-          <w:sz w:val="22"/>
-          <w:szCs w:val="22"/>
-        </w:rPr>
-        <w:t xml:space="preserve"> ; coefficient d'environ 0,04 s par phonème.</w:t>
+        <w:t xml:space="preserve">Réplication de Demberg (2012), qui l'appelle la durée </w:t>
+      </w:r>
+      <w:r>
+        <w:rPr>
+          <w:sz w:val="22"/>
+          <w:szCs w:val="22"/>
+        </w:rPr>
+        <w:t>canonique. Facteur numéro un de la durée. Terme + n_phones ; coefficient d'environ 0,04 s par phonème.</w:t>
       </w:r>
     </w:p>
     <w:p>
@@ -3569,25 +3181,7 @@
           <w:sz w:val="22"/>
           <w:szCs w:val="22"/>
         </w:rPr>
-        <w:t xml:space="preserve">« </w:t>
-      </w:r>
-      <w:proofErr w:type="spellStart"/>
-      <w:proofErr w:type="gramStart"/>
-      <w:r>
-        <w:rPr>
-          <w:sz w:val="22"/>
-          <w:szCs w:val="22"/>
-        </w:rPr>
-        <w:t>elephant</w:t>
-      </w:r>
-      <w:proofErr w:type="spellEnd"/>
-      <w:proofErr w:type="gramEnd"/>
-      <w:r>
-        <w:rPr>
-          <w:sz w:val="22"/>
-          <w:szCs w:val="22"/>
-        </w:rPr>
-        <w:t xml:space="preserve"> » (7 phonèmes) dure plus que « cat » (3) juste par sa taille ; après contrôle on compare des mots de même longueur.</w:t>
+        <w:t>« elephant » (7 phonèmes) dure plus que « cat » (3) juste par sa taille ; après contrôle on compare des mots de même longueur.</w:t>
       </w:r>
     </w:p>
     <w:p>
@@ -3679,39 +3273,7 @@
           <w:sz w:val="22"/>
           <w:szCs w:val="22"/>
         </w:rPr>
-        <w:t xml:space="preserve">On ajoute le produit </w:t>
-      </w:r>
-      <w:proofErr w:type="spellStart"/>
-      <w:r>
-        <w:rPr>
-          <w:sz w:val="22"/>
-          <w:szCs w:val="22"/>
-        </w:rPr>
-        <w:t>n_letters</w:t>
-      </w:r>
-      <w:proofErr w:type="spellEnd"/>
-      <w:r>
-        <w:rPr>
-          <w:sz w:val="22"/>
-          <w:szCs w:val="22"/>
-        </w:rPr>
-        <w:t xml:space="preserve"> x </w:t>
-      </w:r>
-      <w:proofErr w:type="spellStart"/>
-      <w:r>
-        <w:rPr>
-          <w:sz w:val="22"/>
-          <w:szCs w:val="22"/>
-        </w:rPr>
-        <w:t>freq_zipf</w:t>
-      </w:r>
-      <w:proofErr w:type="spellEnd"/>
-      <w:r>
-        <w:rPr>
-          <w:sz w:val="22"/>
-          <w:szCs w:val="22"/>
-        </w:rPr>
-        <w:t>.</w:t>
+        <w:t>On ajoute le produit n_letters x freq_zipf.</w:t>
       </w:r>
     </w:p>
     <w:p>
@@ -3734,55 +3296,7 @@
           <w:sz w:val="22"/>
           <w:szCs w:val="22"/>
         </w:rPr>
-        <w:t xml:space="preserve">Réplication exacte de </w:t>
-      </w:r>
-      <w:proofErr w:type="spellStart"/>
-      <w:r>
-        <w:rPr>
-          <w:sz w:val="22"/>
-          <w:szCs w:val="22"/>
-        </w:rPr>
-        <w:t>Demberg</w:t>
-      </w:r>
-      <w:proofErr w:type="spellEnd"/>
-      <w:r>
-        <w:rPr>
-          <w:sz w:val="22"/>
-          <w:szCs w:val="22"/>
-        </w:rPr>
-        <w:t xml:space="preserve"> (2012). Terme + </w:t>
-      </w:r>
-      <w:proofErr w:type="spellStart"/>
-      <w:r>
-        <w:rPr>
-          <w:sz w:val="22"/>
-          <w:szCs w:val="22"/>
-        </w:rPr>
-        <w:t>n_letters</w:t>
-      </w:r>
-      <w:proofErr w:type="spellEnd"/>
-      <w:r>
-        <w:rPr>
-          <w:sz w:val="22"/>
-          <w:szCs w:val="22"/>
-        </w:rPr>
-        <w:t xml:space="preserve"> x </w:t>
-      </w:r>
-      <w:proofErr w:type="spellStart"/>
-      <w:r>
-        <w:rPr>
-          <w:sz w:val="22"/>
-          <w:szCs w:val="22"/>
-        </w:rPr>
-        <w:t>freq_zipf</w:t>
-      </w:r>
-      <w:proofErr w:type="spellEnd"/>
-      <w:r>
-        <w:rPr>
-          <w:sz w:val="22"/>
-          <w:szCs w:val="22"/>
-        </w:rPr>
-        <w:t xml:space="preserve"> ; corrige la durée quand un mot est à la fois long et fréquent (ou long et rare).</w:t>
+        <w:t>Réplication exacte de Demberg (2012). Terme + n_letters x freq_zipf ; corrige la durée quand un mot est à la fois long et fréquent (ou long et rare).</w:t>
       </w:r>
     </w:p>
     <w:p>
@@ -3805,25 +3319,7 @@
           <w:sz w:val="22"/>
           <w:szCs w:val="22"/>
         </w:rPr>
-        <w:t xml:space="preserve">« </w:t>
-      </w:r>
-      <w:proofErr w:type="spellStart"/>
-      <w:proofErr w:type="gramStart"/>
-      <w:r>
-        <w:rPr>
-          <w:sz w:val="22"/>
-          <w:szCs w:val="22"/>
-        </w:rPr>
-        <w:t>everything</w:t>
-      </w:r>
-      <w:proofErr w:type="spellEnd"/>
-      <w:proofErr w:type="gramEnd"/>
-      <w:r>
-        <w:rPr>
-          <w:sz w:val="22"/>
-          <w:szCs w:val="22"/>
-        </w:rPr>
-        <w:t xml:space="preserve"> » (long et fréquent) est plus réduit qu'attendu à partir de « long » + « fréquent » séparés.</w:t>
+        <w:t>« everything » (long et fréquent) est plus réduit qu'attendu à partir de « long » + « fréquent » séparés.</w:t>
       </w:r>
     </w:p>
     <w:p>
@@ -3969,23 +3465,7 @@
           <w:sz w:val="22"/>
           <w:szCs w:val="22"/>
         </w:rPr>
-        <w:t xml:space="preserve">« </w:t>
-      </w:r>
-      <w:proofErr w:type="gramStart"/>
-      <w:r>
-        <w:rPr>
-          <w:sz w:val="22"/>
-          <w:szCs w:val="22"/>
-        </w:rPr>
-        <w:t>dog</w:t>
-      </w:r>
-      <w:proofErr w:type="gramEnd"/>
-      <w:r>
-        <w:rPr>
-          <w:sz w:val="22"/>
-          <w:szCs w:val="22"/>
-        </w:rPr>
-        <w:t xml:space="preserve"> » (contenu) est plus articulé que « of » (outil), même à longueur voisine.</w:t>
+        <w:t>« dog » (contenu) est plus articulé que « of » (outil), même à longueur voisine.</w:t>
       </w:r>
     </w:p>
     <w:p>
@@ -4136,25 +3616,7 @@
           <w:sz w:val="22"/>
           <w:szCs w:val="22"/>
         </w:rPr>
-        <w:t xml:space="preserve">« </w:t>
-      </w:r>
-      <w:proofErr w:type="spellStart"/>
-      <w:proofErr w:type="gramStart"/>
-      <w:r>
-        <w:rPr>
-          <w:sz w:val="22"/>
-          <w:szCs w:val="22"/>
-        </w:rPr>
-        <w:t>think</w:t>
-      </w:r>
-      <w:proofErr w:type="spellEnd"/>
-      <w:proofErr w:type="gramEnd"/>
-      <w:r>
-        <w:rPr>
-          <w:sz w:val="22"/>
-          <w:szCs w:val="22"/>
-        </w:rPr>
-        <w:t xml:space="preserve"> » est plus court dans un tour dit vite que dans un tour hésitant ; on retire cette vitesse</w:t>
+        <w:t>« think » est plus court dans un tour dit vite que dans un tour hésitant ; on retire cette vitesse</w:t>
       </w:r>
       <w:r>
         <w:rPr>
@@ -4279,23 +3741,7 @@
           <w:sz w:val="22"/>
           <w:szCs w:val="22"/>
         </w:rPr>
-        <w:t xml:space="preserve">Pratique standard : </w:t>
-      </w:r>
-      <w:proofErr w:type="spellStart"/>
-      <w:r>
-        <w:rPr>
-          <w:sz w:val="22"/>
-          <w:szCs w:val="22"/>
-        </w:rPr>
-        <w:t>Baayen</w:t>
-      </w:r>
-      <w:proofErr w:type="spellEnd"/>
-      <w:r>
-        <w:rPr>
-          <w:sz w:val="22"/>
-          <w:szCs w:val="22"/>
-        </w:rPr>
-        <w:t xml:space="preserve"> et al. (2008) ; Barr et al. (2013). Notation (1 | locuteur) : le modèle donne à chaque locuteur son intercept propre (différence entre OLS et modèle mixte).</w:t>
+        <w:t>Pratique standard : Baayen et al. (2008) ; Barr et al. (2013). Notation (1 | locuteur) : le modèle donne à chaque locuteur son intercept propre (différence entre OLS et modèle mixte).</w:t>
       </w:r>
     </w:p>
     <w:p>
